--- a/testakten/unfallversicherung-arbeitsunfall-lagerleiter-sturz-trier/12_erste_hilfe_bericht_sicherheitsbeauftragte.docx
+++ b/testakten/unfallversicherung-arbeitsunfall-lagerleiter-sturz-trier/12_erste_hilfe_bericht_sicherheitsbeauftragte.docx
@@ -40,7 +40,7 @@
           <w:i w:val="0"/>
           <w:sz w:val="22"/>
         </w:rPr>
-        <w:t>Hafenstrasse 28, 54293 Trier</w:t>
+        <w:t>Hafenstraße 28, 54293 Trier</w:t>
       </w:r>
     </w:p>
     <w:p/>
@@ -60,7 +60,7 @@
           <w:i w:val="0"/>
           <w:sz w:val="22"/>
         </w:rPr>
-        <w:t>Sicherheitsbeauftragte und Ersthelferin: Petra Winkelmann, Fachkraft fuer Arbeitssicherheit im Nebenamt, seit 2015 im Betrieb. Sie wurde um 6:43 Uhr per Funk alarmiert und traf um 6:45 Uhr an Rampe 4 ein.</w:t>
+        <w:t>Sicherheitsbeauftragte und Ersthelferin: Petra Winkelmann, Fachkraft für Arbeitssicherheit im Nebenamt, seit 2015 im Betrieb. Sie wurde um 6:43 Uhr per Funk alarmiert und traf um 6:45 Uhr an Rampe 4 ein.</w:t>
       </w:r>
     </w:p>
     <w:p>
@@ -79,7 +79,7 @@
           <w:i w:val="0"/>
           <w:sz w:val="22"/>
         </w:rPr>
-        <w:t>Herr Moeller sass an der Rampenkante auf dem Hallenboden, hielt sich die rechte Schulter und wirkte laut Bericht blass und leicht desorientiert. Eine kleine Schuerfwunde am rechten Ellenbogen blutete leicht. Am Hinterkopf war eine geroetete Stelle ohne offene Wunde sichtbar.</w:t>
+        <w:t>Herr Möller sass an der Rampenkante auf dem Hallenboden, hielt sich die rechte Schulter und wirkte laut Bericht blass und leicht desorientiert. Eine kleine Schürfwunde am rechten Ellenbogen blutete leicht. Am Hinterkopf war eine gerötete Stelle ohne offene Wunde sichtbar.</w:t>
       </w:r>
     </w:p>
     <w:p>
@@ -87,7 +87,7 @@
         <w:pStyle w:val="Heading2"/>
       </w:pPr>
       <w:r>
-        <w:t>3. Erste-Hilfe-Massnahmen</w:t>
+        <w:t>3. Erste-Hilfe-Maßnahmen</w:t>
       </w:r>
     </w:p>
     <w:p>
@@ -98,7 +98,7 @@
           <w:i w:val="0"/>
           <w:sz w:val="22"/>
         </w:rPr>
-        <w:t>Stabile Seitenlage wurde nicht angewendet, da der Mandant ansprechbar war. Die Schuerfwunde wurde mit einem Verbandpaeckchen aus dem Verbandskasten Halle C versorgt. Der rechte Arm wurde behelfsmaessig mit einem Dreiecktuch ruhiggestellt. Um 6:47 Uhr erfolgte die Alarmierung des Rettungsdienstes ueber die Notrufnummer 112.</w:t>
+        <w:t>Stabile Seitenlage wurde nicht angewendet, da der Mandant ansprechbar war. Die Schürfwunde wurde mit einem Verbandpäckchen aus dem Verbandskasten Halle C versorgt. Der rechte Arm wurde behelfsmäßig mit einem Dreiecktuch ruhiggestellt. Um 6:47 Uhr erfolgte die Alarmierung des Rettungsdienstes über die Notrufnummer 112.</w:t>
       </w:r>
     </w:p>
     <w:p>
@@ -106,7 +106,7 @@
         <w:pStyle w:val="Heading2"/>
       </w:pPr>
       <w:r>
-        <w:t>4. Aussage des Verletzten gegenueber der Ersthelferin</w:t>
+        <w:t>4. Aussage des Verletzten gegenüber der Ersthelferin</w:t>
       </w:r>
     </w:p>
     <w:p>
@@ -117,7 +117,7 @@
           <w:i w:val="0"/>
           <w:sz w:val="22"/>
         </w:rPr>
-        <w:t>Frau Winkelmann notierte woertlich: 'Die Bruecke ist auf einmal durchgerutscht, ich konnte mich nicht mehr halten.' Diese Angabe wurde noch am selben Tag in das betriebliche Meldeblatt uebernommen.</w:t>
+        <w:t>Frau Winkelmann notierte wörtlich: 'Die Brücke ist auf einmal durchgerutscht, ich konnte mich nicht mehr halten.' Diese Angabe wurde noch am selben Tag in das betriebliche Meldeblatt übernommen.</w:t>
       </w:r>
     </w:p>
     <w:p>
@@ -125,7 +125,7 @@
         <w:pStyle w:val="Heading2"/>
       </w:pPr>
       <w:r>
-        <w:t>5. Uebergabe an den Rettungsdienst</w:t>
+        <w:t>5. Übergabe an den Rettungsdienst</w:t>
       </w:r>
     </w:p>
     <w:p>
@@ -136,22 +136,11 @@
           <w:i w:val="0"/>
           <w:sz w:val="22"/>
         </w:rPr>
-        <w:t>Der Rettungsdienst traf um 6:58 Uhr ein und uebernahm die weitere Versorgung. Frau Winkelmann uebergab die Kurzangaben zum Unfallhergang muendlich an den Rettungsassistenten.</w:t>
-      </w:r>
-    </w:p>
-    <w:p>
-      <w:r>
-        <w:rPr>
-          <w:rFonts w:ascii="Times New Roman" w:hAnsi="Times New Roman"/>
-          <w:b w:val="0"/>
-          <w:i w:val="0"/>
-          <w:sz w:val="22"/>
-        </w:rPr>
-        <w:t>Formathinweis: Dieses Aktenstück wird in Times New Roman, 11 pt, mit ausschließlich dezimaler Gliederung ausgegeben.</w:t>
+        <w:t>Der Rettungsdienst traf um 6:58 Uhr ein und übernahm die weitere Versorgung. Frau Winkelmann übergab die Kurzangaben zum Unfallhergang mündlich an den Rettungsassistenten.</w:t>
       </w:r>
     </w:p>
     <w:sectPr>
-      <w:pgSz w:w="12240" w:h="15840"/>
+      <w:pgSz w:w="11906" w:h="16838"/>
       <w:pgMar w:top="1440" w:right="1800" w:bottom="1440" w:left="1800" w:header="720" w:footer="720" w:gutter="0"/>
       <w:cols w:space="720"/>
       <w:docGrid w:linePitch="360"/>
